--- a/testakten/gesellschaftsrecht-legal-english-frankfurt-startup/README.docx
+++ b/testakten/gesellschaftsrecht-legal-english-frankfurt-startup/README.docx
@@ -5,29 +5,45 @@
     <w:p>
       <w:pPr>
         <w:pStyle w:val="Heading1"/>
+        <w:spacing w:after="160" w:line="259" w:lineRule="auto"/>
       </w:pPr>
       <w:r>
+        <w:rPr>
+          <w:rFonts w:ascii="Times New Roman" w:hAnsi="Times New Roman"/>
+          <w:b/>
+          <w:sz w:val="28"/>
+        </w:rPr>
         <w:t>Akte Kometenfalter Systems GmbH — Series A Project Comet Moth</w:t>
       </w:r>
     </w:p>
-    <w:p/>
     <w:p>
       <w:pPr>
-        <w:spacing w:after="80"/>
+        <w:spacing w:line="259" w:lineRule="auto" w:after="60"/>
+      </w:pPr>
+    </w:p>
+    <w:p>
+      <w:pPr>
+        <w:spacing w:after="60" w:line="259" w:lineRule="auto"/>
         <w:jc w:val="both"/>
       </w:pPr>
       <w:r>
         <w:rPr>
           <w:rFonts w:ascii="Times New Roman" w:hAnsi="Times New Roman"/>
-          <w:sz w:val="21"/>
+          <w:b w:val="0"/>
+          <w:i w:val="0"/>
+          <w:sz w:val="22"/>
         </w:rPr>
         <w:t>Mandantin: Kometenfalter Systems GmbH, eingetragen im Handelsregister des Amtsgerichts Frankfurt am Main, HRB-Nummer wird im Closing-Datenraum geführt. Sitz Frankfurt am Main, Sitz-Adresse Hanauer Landstraße 188, 60314 Frankfurt am Main. Geschäftsführung Kunigunde Reiter (CEO), Meinhard Voss (CTO), Walburga Stein (CPO). Stammkapital aktuell 30.000 EUR, geplante Erhöhung auf 48.069 EUR durch Series-A-Finanzierung Northbridge Growth III SCS, Luxembourg, Sociétaire der Northbridge-Plattform.</w:t>
       </w:r>
     </w:p>
-    <w:p/>
     <w:p>
       <w:pPr>
-        <w:spacing w:after="80"/>
+        <w:spacing w:line="259" w:lineRule="auto" w:after="60"/>
+      </w:pPr>
+    </w:p>
+    <w:p>
+      <w:pPr>
+        <w:spacing w:after="80" w:line="259" w:lineRule="auto"/>
         <w:jc w:val="both"/>
       </w:pPr>
       <w:r>
@@ -38,10 +54,14 @@
         <w:t>Lead Investor: Northbridge Growth III SCS, vertreten durch Vivienne Ostwald und Henning Lüttich. Begleitend Angel-Gruppe um Siegfried Krämer (3 Personen, gemeinsam ca. 6 Prozent post-money). Bestehender Wandeldarlehen-Gläubiger: Tante Ermelind UG (haftungsbeschränkt), gehalten von Ermelind Reiter (Tante der CEO).</w:t>
       </w:r>
     </w:p>
-    <w:p/>
     <w:p>
       <w:pPr>
-        <w:spacing w:after="80"/>
+        <w:spacing w:line="259" w:lineRule="auto" w:after="60"/>
+      </w:pPr>
+    </w:p>
+    <w:p>
+      <w:pPr>
+        <w:spacing w:after="80" w:line="259" w:lineRule="auto"/>
         <w:jc w:val="both"/>
       </w:pPr>
       <w:r>
@@ -52,10 +72,14 @@
         <w:t>Investor Counsel: Brackenmuir &amp; Quint LLP, Frankfurt am Main, Goetheplatz 7, federführend Frieda Brackenmuir (Partner Corporate). Mandantenkanzlei: Hagemann &amp; Westarp, Frankfurt am Main, Bockenheimer Landstraße 24, federführend Dr. Adelheid von Westarp (Partner Corporate/VC). Bearbeitender Associate: Hildemar K. (2. Jahr, Corporate). Beratende Senior-Associate: Roswitha Plöger (5. Jahr, Cap Table und Finance Models).</w:t>
       </w:r>
     </w:p>
-    <w:p/>
     <w:p>
       <w:pPr>
-        <w:spacing w:after="80"/>
+        <w:spacing w:line="259" w:lineRule="auto" w:after="60"/>
+      </w:pPr>
+    </w:p>
+    <w:p>
+      <w:pPr>
+        <w:spacing w:after="80" w:line="259" w:lineRule="auto"/>
         <w:jc w:val="both"/>
       </w:pPr>
       <w:r>
@@ -66,16 +90,25 @@
         <w:t>Beurkundender Notar: Notariat Dr. Bertram Veitschegger, Frankfurt am Main, Untermainanlage 7. Geplantes Signing 11.07.2026, geplantes Closing 15.07.2026, Long-Stop-Date 30.09.2026.</w:t>
       </w:r>
     </w:p>
-    <w:p/>
+    <w:p>
+      <w:pPr>
+        <w:spacing w:line="259" w:lineRule="auto" w:after="60"/>
+      </w:pPr>
+    </w:p>
     <w:p>
       <w:pPr>
         <w:pStyle w:val="Heading2"/>
+        <w:spacing w:line="259" w:lineRule="auto" w:after="60"/>
       </w:pPr>
       <w:r>
         <w:t>Aktenbestand</w:t>
       </w:r>
     </w:p>
-    <w:p/>
+    <w:p>
+      <w:pPr>
+        <w:spacing w:line="259" w:lineRule="auto" w:after="60"/>
+      </w:pPr>
+    </w:p>
     <w:tbl>
       <w:tblPr>
         <w:tblStyle w:val="TableGrid"/>
@@ -1192,20 +1225,34 @@
         </w:tc>
       </w:tr>
     </w:tbl>
-    <w:p/>
-    <w:p/>
+    <w:p>
+      <w:pPr>
+        <w:spacing w:line="259" w:lineRule="auto" w:after="60"/>
+      </w:pPr>
+    </w:p>
+    <w:p>
+      <w:pPr>
+        <w:spacing w:line="259" w:lineRule="auto" w:after="60"/>
+      </w:pPr>
+    </w:p>
     <w:p>
       <w:pPr>
         <w:pStyle w:val="Heading2"/>
+        <w:spacing w:line="259" w:lineRule="auto" w:after="60"/>
       </w:pPr>
       <w:r>
         <w:t>Arbeitsstand</w:t>
       </w:r>
     </w:p>
-    <w:p/>
+    <w:p>
+      <w:pPr>
+        <w:spacing w:line="259" w:lineRule="auto" w:after="60"/>
+      </w:pPr>
+    </w:p>
     <w:p>
       <w:pPr>
         <w:pStyle w:val="ListBullet"/>
+        <w:spacing w:line="259" w:lineRule="auto" w:after="60"/>
       </w:pPr>
       <w:r>
         <w:rPr>
@@ -1218,6 +1265,7 @@
     <w:p>
       <w:pPr>
         <w:pStyle w:val="ListBullet"/>
+        <w:spacing w:line="259" w:lineRule="auto" w:after="60"/>
       </w:pPr>
       <w:r>
         <w:rPr>
@@ -1230,6 +1278,7 @@
     <w:p>
       <w:pPr>
         <w:pStyle w:val="ListBullet"/>
+        <w:spacing w:line="259" w:lineRule="auto" w:after="60"/>
       </w:pPr>
       <w:r>
         <w:rPr>
@@ -1242,6 +1291,7 @@
     <w:p>
       <w:pPr>
         <w:pStyle w:val="ListBullet"/>
+        <w:spacing w:line="259" w:lineRule="auto" w:after="60"/>
       </w:pPr>
       <w:r>
         <w:rPr>
@@ -1254,6 +1304,7 @@
     <w:p>
       <w:pPr>
         <w:pStyle w:val="ListBullet"/>
+        <w:spacing w:line="259" w:lineRule="auto" w:after="60"/>
       </w:pPr>
       <w:r>
         <w:rPr>
@@ -1263,19 +1314,29 @@
         <w:t>Friday Call Brackenmuir/Westarp ist auf morgen 10:00 terminiert. Hildemar soll bis 09:30 ein Partnerbriefing, eine Mandantenerklärung für Kunigunde, eine Rückfragenliste an Brackenmuir und einen aktualisierten Cap-Table-Stand vorlegen.</w:t>
       </w:r>
     </w:p>
-    <w:p/>
+    <w:p>
+      <w:pPr>
+        <w:spacing w:line="259" w:lineRule="auto" w:after="60"/>
+      </w:pPr>
+    </w:p>
     <w:p>
       <w:pPr>
         <w:pStyle w:val="Heading2"/>
+        <w:spacing w:line="259" w:lineRule="auto" w:after="60"/>
       </w:pPr>
       <w:r>
         <w:t>Hinweise</w:t>
       </w:r>
     </w:p>
-    <w:p/>
+    <w:p>
+      <w:pPr>
+        <w:spacing w:line="259" w:lineRule="auto" w:after="60"/>
+      </w:pPr>
+    </w:p>
     <w:p>
       <w:pPr>
         <w:pStyle w:val="ListBullet"/>
+        <w:spacing w:line="259" w:lineRule="auto" w:after="60"/>
       </w:pPr>
       <w:r>
         <w:rPr>
@@ -1288,6 +1349,7 @@
     <w:p>
       <w:pPr>
         <w:pStyle w:val="ListBullet"/>
+        <w:spacing w:line="259" w:lineRule="auto" w:after="60"/>
       </w:pPr>
       <w:r>
         <w:rPr>
@@ -1300,6 +1362,7 @@
     <w:p>
       <w:pPr>
         <w:pStyle w:val="ListBullet"/>
+        <w:spacing w:line="259" w:lineRule="auto" w:after="60"/>
       </w:pPr>
       <w:r>
         <w:rPr>
@@ -1313,7 +1376,7 @@
       <w:headerReference w:type="default" r:id="rId9"/>
       <w:footerReference w:type="default" r:id="rId10"/>
       <w:pgSz w:w="11909" w:h="16834"/>
-      <w:pgMar w:top="1037" w:right="1123" w:bottom="1037" w:left="1123" w:header="720" w:footer="720" w:gutter="0"/>
+      <w:pgMar w:top="1191" w:right="1247" w:bottom="1134" w:left="1361" w:header="720" w:footer="720" w:gutter="0"/>
       <w:cols w:space="720"/>
       <w:docGrid w:linePitch="360"/>
     </w:sectPr>
@@ -1712,7 +1775,7 @@
     <w:rsid w:val="00FC693F"/>
     <w:rPr>
       <w:rFonts w:ascii="Times New Roman" w:hAnsi="Times New Roman"/>
-      <w:sz w:val="21"/>
+      <w:sz w:val="22"/>
     </w:rPr>
   </w:style>
   <w:style w:type="paragraph" w:styleId="Header">
@@ -1778,7 +1841,7 @@
       <w:b/>
       <w:bCs/>
       <w:color w:val="365F91" w:themeColor="accent1" w:themeShade="BF"/>
-      <w:sz w:val="30"/>
+      <w:sz w:val="28"/>
       <w:szCs w:val="28"/>
     </w:rPr>
   </w:style>
@@ -1802,7 +1865,7 @@
       <w:b/>
       <w:bCs/>
       <w:color w:val="4F81BD" w:themeColor="accent1"/>
-      <w:sz w:val="25"/>
+      <w:sz w:val="24"/>
       <w:szCs w:val="26"/>
     </w:rPr>
   </w:style>
@@ -2064,11 +2127,12 @@
       <w:contextualSpacing/>
     </w:pPr>
     <w:rPr>
-      <w:rFonts w:asciiTheme="majorHAnsi" w:eastAsiaTheme="majorEastAsia" w:hAnsiTheme="majorHAnsi" w:cstheme="majorBidi"/>
+      <w:rFonts w:asciiTheme="majorHAnsi" w:eastAsiaTheme="majorEastAsia" w:hAnsiTheme="majorHAnsi" w:cstheme="majorBidi" w:ascii="Times New Roman" w:hAnsi="Times New Roman"/>
+      <w:b/>
       <w:color w:val="17365D" w:themeColor="text2" w:themeShade="BF"/>
       <w:spacing w:val="5"/>
       <w:kern w:val="28"/>
-      <w:sz w:val="52"/>
+      <w:sz w:val="30"/>
       <w:szCs w:val="52"/>
     </w:rPr>
   </w:style>
